--- a/Docs/vizsgaremek_dokumentáció_M.Bálint_H-M.Dávid.docx
+++ b/Docs/vizsgaremek_dokumentáció_M.Bálint_H-M.Dávid.docx
@@ -14072,13 +14072,13 @@
         <w:pStyle w:val="Cmsor1"/>
       </w:pPr>
       <w:bookmarkStart w:id="10" w:name="_Ref225091537"/>
-      <w:bookmarkStart w:id="11" w:name="_Toc225088829"/>
-      <w:bookmarkStart w:id="12" w:name="_Toc225690906"/>
+      <w:bookmarkStart w:id="11" w:name="_Toc225690906"/>
+      <w:bookmarkStart w:id="12" w:name="_Toc225088829"/>
       <w:r>
         <w:t>Telepítési útmutató</w:t>
       </w:r>
       <w:bookmarkEnd w:id="10"/>
-      <w:bookmarkEnd w:id="12"/>
+      <w:bookmarkEnd w:id="11"/>
     </w:p>
     <w:p>
       <w:pPr>
@@ -14465,14 +14465,15 @@
         <w:tblLook w:val="04A0" w:firstRow="1" w:lastRow="0" w:firstColumn="1" w:lastColumn="0" w:noHBand="0" w:noVBand="1"/>
       </w:tblPr>
       <w:tblGrid>
-        <w:gridCol w:w="3182"/>
-        <w:gridCol w:w="3182"/>
-        <w:gridCol w:w="3182"/>
+        <w:gridCol w:w="2550"/>
+        <w:gridCol w:w="2384"/>
+        <w:gridCol w:w="2490"/>
+        <w:gridCol w:w="2160"/>
       </w:tblGrid>
       <w:tr>
         <w:tc>
           <w:tcPr>
-            <w:tcW w:w="3182" w:type="dxa"/>
+            <w:tcW w:w="2550" w:type="dxa"/>
             <w:shd w:val="clear" w:color="auto" w:fill="9BBB59" w:themeFill="accent3"/>
             <w:vAlign w:val="center"/>
           </w:tcPr>
@@ -14488,7 +14489,7 @@
         </w:tc>
         <w:tc>
           <w:tcPr>
-            <w:tcW w:w="3182" w:type="dxa"/>
+            <w:tcW w:w="2384" w:type="dxa"/>
             <w:shd w:val="clear" w:color="auto" w:fill="9BBB59" w:themeFill="accent3"/>
             <w:vAlign w:val="center"/>
           </w:tcPr>
@@ -14504,7 +14505,7 @@
         </w:tc>
         <w:tc>
           <w:tcPr>
-            <w:tcW w:w="3182" w:type="dxa"/>
+            <w:tcW w:w="2490" w:type="dxa"/>
             <w:shd w:val="clear" w:color="auto" w:fill="9BBB59" w:themeFill="accent3"/>
             <w:vAlign w:val="center"/>
           </w:tcPr>
@@ -14518,11 +14519,26 @@
             </w:r>
           </w:p>
         </w:tc>
+        <w:tc>
+          <w:tcPr>
+            <w:tcW w:w="2160" w:type="dxa"/>
+            <w:shd w:val="clear" w:color="auto" w:fill="9BBB59" w:themeFill="accent3"/>
+          </w:tcPr>
+          <w:p>
+            <w:pPr>
+              <w:spacing w:after="0"/>
+              <w:jc w:val="center"/>
+            </w:pPr>
+            <w:r>
+              <w:t>Szerep</w:t>
+            </w:r>
+          </w:p>
+        </w:tc>
       </w:tr>
       <w:tr>
         <w:tc>
           <w:tcPr>
-            <w:tcW w:w="3182" w:type="dxa"/>
+            <w:tcW w:w="2550" w:type="dxa"/>
             <w:vMerge w:val="restart"/>
             <w:vAlign w:val="center"/>
           </w:tcPr>
@@ -14538,7 +14554,7 @@
         </w:tc>
         <w:tc>
           <w:tcPr>
-            <w:tcW w:w="3182" w:type="dxa"/>
+            <w:tcW w:w="2384" w:type="dxa"/>
             <w:vAlign w:val="center"/>
           </w:tcPr>
           <w:p>
@@ -14555,7 +14571,7 @@
         </w:tc>
         <w:tc>
           <w:tcPr>
-            <w:tcW w:w="3182" w:type="dxa"/>
+            <w:tcW w:w="2490" w:type="dxa"/>
             <w:vMerge w:val="restart"/>
             <w:vAlign w:val="center"/>
           </w:tcPr>
@@ -14569,11 +14585,27 @@
             </w:r>
           </w:p>
         </w:tc>
+        <w:tc>
+          <w:tcPr>
+            <w:tcW w:w="2160" w:type="dxa"/>
+          </w:tcPr>
+          <w:p>
+            <w:pPr>
+              <w:spacing w:after="0"/>
+              <w:jc w:val="center"/>
+            </w:pPr>
+            <w:proofErr w:type="spellStart"/>
+            <w:r>
+              <w:t>admin</w:t>
+            </w:r>
+            <w:proofErr w:type="spellEnd"/>
+          </w:p>
+        </w:tc>
       </w:tr>
       <w:tr>
         <w:tc>
           <w:tcPr>
-            <w:tcW w:w="3182" w:type="dxa"/>
+            <w:tcW w:w="2550" w:type="dxa"/>
             <w:vMerge/>
             <w:vAlign w:val="center"/>
           </w:tcPr>
@@ -14586,7 +14618,7 @@
         </w:tc>
         <w:tc>
           <w:tcPr>
-            <w:tcW w:w="3182" w:type="dxa"/>
+            <w:tcW w:w="2384" w:type="dxa"/>
             <w:vAlign w:val="center"/>
           </w:tcPr>
           <w:p>
@@ -14603,7 +14635,7 @@
         </w:tc>
         <w:tc>
           <w:tcPr>
-            <w:tcW w:w="3182" w:type="dxa"/>
+            <w:tcW w:w="2490" w:type="dxa"/>
             <w:vMerge/>
             <w:vAlign w:val="center"/>
           </w:tcPr>
@@ -14614,11 +14646,25 @@
             </w:pPr>
           </w:p>
         </w:tc>
+        <w:tc>
+          <w:tcPr>
+            <w:tcW w:w="2160" w:type="dxa"/>
+          </w:tcPr>
+          <w:p>
+            <w:pPr>
+              <w:spacing w:after="0"/>
+              <w:jc w:val="center"/>
+            </w:pPr>
+            <w:r>
+              <w:t>Tulajdonos</w:t>
+            </w:r>
+          </w:p>
+        </w:tc>
       </w:tr>
       <w:tr>
         <w:tc>
           <w:tcPr>
-            <w:tcW w:w="3182" w:type="dxa"/>
+            <w:tcW w:w="2550" w:type="dxa"/>
             <w:vAlign w:val="center"/>
           </w:tcPr>
           <w:p>
@@ -14633,7 +14679,7 @@
         </w:tc>
         <w:tc>
           <w:tcPr>
-            <w:tcW w:w="3182" w:type="dxa"/>
+            <w:tcW w:w="2384" w:type="dxa"/>
             <w:vAlign w:val="center"/>
           </w:tcPr>
           <w:p>
@@ -14650,7 +14696,7 @@
         </w:tc>
         <w:tc>
           <w:tcPr>
-            <w:tcW w:w="3182" w:type="dxa"/>
+            <w:tcW w:w="2490" w:type="dxa"/>
             <w:vMerge/>
             <w:vAlign w:val="center"/>
           </w:tcPr>
@@ -14661,6 +14707,20 @@
             </w:pPr>
           </w:p>
         </w:tc>
+        <w:tc>
+          <w:tcPr>
+            <w:tcW w:w="2160" w:type="dxa"/>
+          </w:tcPr>
+          <w:p>
+            <w:pPr>
+              <w:spacing w:after="0"/>
+              <w:jc w:val="center"/>
+            </w:pPr>
+            <w:r>
+              <w:t>Sima felhasználó</w:t>
+            </w:r>
+          </w:p>
+        </w:tc>
       </w:tr>
     </w:tbl>
     <w:p>
@@ -15283,7 +15343,7 @@
       <w:r>
         <w:t>kapcsolatok</w:t>
       </w:r>
-      <w:bookmarkEnd w:id="11"/>
+      <w:bookmarkEnd w:id="12"/>
       <w:bookmarkEnd w:id="16"/>
     </w:p>
     <w:p>
@@ -44721,17 +44781,7 @@
             <w:szCs w:val="24"/>
             <w:lang w:eastAsia="hu-HU"/>
           </w:rPr>
-          <w:t xml:space="preserve">Radix </w:t>
-        </w:r>
-        <w:r>
-          <w:rPr>
-            <w:rStyle w:val="Hiperhivatkozs"/>
-            <w:rFonts w:cs="Times New Roman"/>
-            <w:sz w:val="24"/>
-            <w:szCs w:val="24"/>
-            <w:lang w:eastAsia="hu-HU"/>
-          </w:rPr>
-          <w:t>Primitives</w:t>
+          <w:t>Radix Primitives</w:t>
         </w:r>
       </w:hyperlink>
       <w:r>
@@ -45021,15 +45071,7 @@
           <w:szCs w:val="24"/>
           <w:lang w:eastAsia="hu-HU"/>
         </w:rPr>
-        <w:t xml:space="preserve"> </w:t>
-      </w:r>
-      <w:r>
-        <w:rPr>
-          <w:rFonts w:cs="Times New Roman"/>
-          <w:szCs w:val="24"/>
-          <w:lang w:eastAsia="hu-HU"/>
-        </w:rPr>
-        <w:t>npm-oldal.</w:t>
+        <w:t xml:space="preserve"> npm-oldal.</w:t>
       </w:r>
     </w:p>
   </w:footnote>
@@ -45139,15 +45181,7 @@
           <w:szCs w:val="24"/>
           <w:lang w:eastAsia="hu-HU"/>
         </w:rPr>
-        <w:t xml:space="preserve"> </w:t>
-      </w:r>
-      <w:r>
-        <w:rPr>
-          <w:rFonts w:cs="Times New Roman"/>
-          <w:szCs w:val="24"/>
-          <w:lang w:eastAsia="hu-HU"/>
-        </w:rPr>
-        <w:t xml:space="preserve">npm-oldal. </w:t>
+        <w:t xml:space="preserve"> npm-oldal. </w:t>
       </w:r>
     </w:p>
   </w:footnote>
@@ -46474,7 +46508,7 @@
         <w:i/>
         <w:noProof/>
       </w:rPr>
-      <w:t>Asztali adminpanel</w:t>
+      <w:t>Bevezetés</w:t>
     </w:r>
     <w:r>
       <w:rPr>
@@ -63818,6 +63852,10 @@
 </file>
 
 <file path=customXml/item1.xml><?xml version="1.0" encoding="utf-8"?>
+<b:Sources xmlns:b="http://schemas.openxmlformats.org/officeDocument/2006/bibliography" xmlns="http://schemas.openxmlformats.org/officeDocument/2006/bibliography" SelectedStyle="\APASixthEditionOfficeOnline.xsl" StyleName="APA" Version="6"/>
+</file>
+
+<file path=customXml/item2.xml><?xml version="1.0" encoding="utf-8"?>
 <p:properties xmlns:p="http://schemas.microsoft.com/office/2006/metadata/properties" xmlns:xsi="http://www.w3.org/2001/XMLSchema-instance" xmlns:pc="http://schemas.microsoft.com/office/infopath/2007/PartnerControls">
   <documentManagement>
     <_activity xmlns="64c0277e-5de0-4056-9370-e9676439e81a" xsi:nil="true"/>
@@ -63825,20 +63863,7 @@
 </p:properties>
 </file>
 
-<file path=customXml/item2.xml><?xml version="1.0" encoding="utf-8"?>
-<b:Sources xmlns:b="http://schemas.openxmlformats.org/officeDocument/2006/bibliography" xmlns="http://schemas.openxmlformats.org/officeDocument/2006/bibliography" SelectedStyle="\APASixthEditionOfficeOnline.xsl" StyleName="APA" Version="6"/>
-</file>
-
 <file path=customXml/item3.xml><?xml version="1.0" encoding="utf-8"?>
-<?mso-contentType ?>
-<FormTemplates xmlns="http://schemas.microsoft.com/sharepoint/v3/contenttype/forms">
-  <Display>DocumentLibraryForm</Display>
-  <Edit>DocumentLibraryForm</Edit>
-  <New>DocumentLibraryForm</New>
-</FormTemplates>
-</file>
-
-<file path=customXml/item4.xml><?xml version="1.0" encoding="utf-8"?>
 <ct:contentTypeSchema xmlns:ct="http://schemas.microsoft.com/office/2006/metadata/contentType" xmlns:ma="http://schemas.microsoft.com/office/2006/metadata/properties/metaAttributes" ct:_="" ma:_="" ma:contentTypeName="Dokumentum" ma:contentTypeID="0x01010094E76EB93CF0AD43B6ED050A8DBF9BA9" ma:contentTypeVersion="14" ma:contentTypeDescription="Új dokumentum létrehozása." ma:contentTypeScope="" ma:versionID="d965a1349c25fb98f6721bf2fd670d6b">
   <xsd:schema xmlns:xsd="http://www.w3.org/2001/XMLSchema" xmlns:xs="http://www.w3.org/2001/XMLSchema" xmlns:p="http://schemas.microsoft.com/office/2006/metadata/properties" xmlns:ns3="64c0277e-5de0-4056-9370-e9676439e81a" xmlns:ns4="98a96f5a-1cfc-4fab-8b09-400adf1bcdf0" targetNamespace="http://schemas.microsoft.com/office/2006/metadata/properties" ma:root="true" ma:fieldsID="1eec29be2b64070a2a0d2db500580a6e" ns3:_="" ns4:_="">
     <xsd:import namespace="64c0277e-5de0-4056-9370-e9676439e81a"/>
@@ -64065,7 +64090,24 @@
 </ct:contentTypeSchema>
 </file>
 
+<file path=customXml/item4.xml><?xml version="1.0" encoding="utf-8"?>
+<?mso-contentType ?>
+<FormTemplates xmlns="http://schemas.microsoft.com/sharepoint/v3/contenttype/forms">
+  <Display>DocumentLibraryForm</Display>
+  <Edit>DocumentLibraryForm</Edit>
+  <New>DocumentLibraryForm</New>
+</FormTemplates>
+</file>
+
 <file path=customXml/itemProps1.xml><?xml version="1.0" encoding="utf-8"?>
+<ds:datastoreItem xmlns:ds="http://schemas.openxmlformats.org/officeDocument/2006/customXml" ds:itemID="{72B86B83-1F23-4E91-A115-61B98FEC1814}">
+  <ds:schemaRefs>
+    <ds:schemaRef ds:uri="http://schemas.openxmlformats.org/officeDocument/2006/bibliography"/>
+  </ds:schemaRefs>
+</ds:datastoreItem>
+</file>
+
+<file path=customXml/itemProps2.xml><?xml version="1.0" encoding="utf-8"?>
 <ds:datastoreItem xmlns:ds="http://schemas.openxmlformats.org/officeDocument/2006/customXml" ds:itemID="{613219A3-3B45-4069-A2CE-9F4D645B84DD}">
   <ds:schemaRefs>
     <ds:schemaRef ds:uri="http://schemas.microsoft.com/office/2006/metadata/properties"/>
@@ -64075,23 +64117,7 @@
 </ds:datastoreItem>
 </file>
 
-<file path=customXml/itemProps2.xml><?xml version="1.0" encoding="utf-8"?>
-<ds:datastoreItem xmlns:ds="http://schemas.openxmlformats.org/officeDocument/2006/customXml" ds:itemID="{72B86B83-1F23-4E91-A115-61B98FEC1814}">
-  <ds:schemaRefs>
-    <ds:schemaRef ds:uri="http://schemas.openxmlformats.org/officeDocument/2006/bibliography"/>
-  </ds:schemaRefs>
-</ds:datastoreItem>
-</file>
-
 <file path=customXml/itemProps3.xml><?xml version="1.0" encoding="utf-8"?>
-<ds:datastoreItem xmlns:ds="http://schemas.openxmlformats.org/officeDocument/2006/customXml" ds:itemID="{2113441F-95DB-467E-82BB-51FF3A97AC1D}">
-  <ds:schemaRefs>
-    <ds:schemaRef ds:uri="http://schemas.microsoft.com/sharepoint/v3/contenttype/forms"/>
-  </ds:schemaRefs>
-</ds:datastoreItem>
-</file>
-
-<file path=customXml/itemProps4.xml><?xml version="1.0" encoding="utf-8"?>
 <ds:datastoreItem xmlns:ds="http://schemas.openxmlformats.org/officeDocument/2006/customXml" ds:itemID="{E7205477-4847-43AC-B698-C808A19DDCC3}">
   <ds:schemaRefs>
     <ds:schemaRef ds:uri="http://schemas.microsoft.com/office/2006/metadata/contentType"/>
@@ -64108,4 +64134,12 @@
     <ds:schemaRef ds:uri="http://schemas.microsoft.com/internal/obd"/>
   </ds:schemaRefs>
 </ds:datastoreItem>
+</file>
+
+<file path=customXml/itemProps4.xml><?xml version="1.0" encoding="utf-8"?>
+<ds:datastoreItem xmlns:ds="http://schemas.openxmlformats.org/officeDocument/2006/customXml" ds:itemID="{2113441F-95DB-467E-82BB-51FF3A97AC1D}">
+  <ds:schemaRefs>
+    <ds:schemaRef ds:uri="http://schemas.microsoft.com/sharepoint/v3/contenttype/forms"/>
+  </ds:schemaRefs>
+</ds:datastoreItem>
 </file>